--- a/public/templates/authorisation-letter.docx
+++ b/public/templates/authorisation-letter.docx
@@ -217,7 +217,7 @@
           <w:rFonts w:ascii="Arial" w:hAnsi="Arial" w:cs="Arial"/>
           <w:lang w:val="en-IN" w:eastAsia="en-IN"/>
         </w:rPr>
-        <w:t xml:space="preserve">, a company incorporated under the laws of the </w:t>
+        <w:t xml:space="preserve">, a company incorporated under the laws of {#PARENT_ENTITY_STATE}the </w:t>
       </w:r>
       <w:r>
         <w:rPr>
@@ -240,7 +240,7 @@
           <w:highlight w:val="yellow"/>
           <w:lang w:val="en-IN" w:eastAsia="en-IN"/>
         </w:rPr>
-        <w:t xml:space="preserve">{PARENT_ENTITY_COUNTRY}</w:t>
+        <w:t xml:space="preserve">{PARENT_ENTITY_COUNTRY}{/PARENT_ENTITY_STATE}{^PARENT_ENTITY_STATE}{PARENT_ENTITY_JURISDICTION}{/PARENT_ENTITY_STATE}</w:t>
       </w:r>
       <w:r>
         <w:rPr>
